--- a/server/app/static/templates/professional.docx
+++ b/server/app/static/templates/professional.docx
@@ -695,7 +695,7 @@
     </w:rPrDefault>
     <w:pPrDefault>
       <w:pPr>
-        <w:spacing w:after="200" w:line="276" w:lineRule="auto"/>
+        <w:spacing w:after="0" w:line="240" w:lineRule="auto"/>
       </w:pPr>
     </w:pPrDefault>
   </w:docDefaults>

--- a/server/app/static/templates/professional.docx
+++ b/server/app/static/templates/professional.docx
@@ -471,6 +471,486 @@
         <w:t xml:space="preserve">{% endfor %}</w:t>
       </w:r>
     </w:p>
+    <w:p>
+      <w:pPr>
+        <w:spacing w:before="0" w:after="0" w:line="240" w:lineRule="auto"/>
+      </w:pPr>
+      <w:r>
+        <w:rPr>
+          <w:rFonts w:ascii="Calibri" w:hAnsi="Calibri" w:cs="Calibri"/>
+          <w:sz w:val="20"/>
+          <w:szCs w:val="20"/>
+          <w:color w:val="1A1A1A"/>
+        </w:rPr>
+        <w:t xml:space="preserve">{% if education %}</w:t>
+      </w:r>
+    </w:p>
+    <w:p>
+      <w:pPr>
+        <w:spacing w:before="160" w:after="50" w:line="240" w:lineRule="auto"/>
+        <w:pBdr>
+          <w:bottom w:val="single" w:sz="4" w:space="3" w:color="CCCCCC"/>
+          <w:left w:val="single" w:sz="18" w:space="8" w:color="2E4057"/>
+        </w:pBdr>
+        <w:ind w:left="140"/>
+      </w:pPr>
+      <w:r>
+        <w:rPr>
+          <w:rFonts w:ascii="Calibri" w:hAnsi="Calibri" w:cs="Calibri"/>
+          <w:sz w:val="21"/>
+          <w:szCs w:val="21"/>
+          <w:color w:val="2E4057"/>
+          <w:b/>
+          <w:bCs/>
+          <w:spacing w:val="40"/>
+        </w:rPr>
+        <w:t>EDUCATION</w:t>
+      </w:r>
+    </w:p>
+    <w:p>
+      <w:pPr>
+        <w:spacing w:before="0" w:after="0" w:line="240" w:lineRule="auto"/>
+      </w:pPr>
+      <w:r>
+        <w:rPr>
+          <w:rFonts w:ascii="Calibri" w:hAnsi="Calibri" w:cs="Calibri"/>
+          <w:sz w:val="20"/>
+          <w:szCs w:val="20"/>
+          <w:color w:val="1A1A1A"/>
+        </w:rPr>
+        <w:t xml:space="preserve">{% for item in education %}</w:t>
+      </w:r>
+    </w:p>
+    <w:p>
+      <w:pPr>
+        <w:spacing w:before="120" w:after="0" w:line="240" w:lineRule="auto"/>
+        <w:tabs>
+          <w:tab w:val="right" w:pos="9360"/>
+        </w:tabs>
+        <w:ind w:left="140"/>
+      </w:pPr>
+      <w:r>
+        <w:rPr>
+          <w:rFonts w:ascii="Calibri" w:hAnsi="Calibri" w:cs="Calibri"/>
+          <w:sz w:val="20"/>
+          <w:szCs w:val="20"/>
+          <w:color w:val="2E4057"/>
+          <w:b/>
+          <w:bCs/>
+        </w:rPr>
+        <w:t xml:space="preserve">{{ item.institution }}</w:t>
+      </w:r>
+      <w:r>
+        <w:rPr>
+          <w:rFonts w:ascii="Calibri" w:hAnsi="Calibri" w:cs="Calibri"/>
+          <w:sz w:val="20"/>
+          <w:szCs w:val="20"/>
+          <w:color w:val="CCCCCC"/>
+        </w:rPr>
+        <w:t xml:space="preserve">   ·   </w:t>
+      </w:r>
+      <w:r>
+        <w:rPr>
+          <w:rFonts w:ascii="Calibri" w:hAnsi="Calibri" w:cs="Calibri"/>
+          <w:sz w:val="18"/>
+          <w:szCs w:val="18"/>
+          <w:color w:val="5F6368"/>
+          <w:i/>
+          <w:iCs/>
+        </w:rPr>
+        <w:t xml:space="preserve">{{ item.location }}</w:t>
+      </w:r>
+      <w:r>
+        <w:rPr>
+          <w:rFonts w:ascii="Calibri" w:hAnsi="Calibri" w:cs="Calibri"/>
+        </w:rPr>
+        <w:tab/>
+      </w:r>
+      <w:r>
+        <w:rPr>
+          <w:rFonts w:ascii="Calibri" w:hAnsi="Calibri" w:cs="Calibri"/>
+          <w:sz w:val="18"/>
+          <w:szCs w:val="18"/>
+          <w:color w:val="5F6368"/>
+        </w:rPr>
+        <w:t xml:space="preserve">{{ item.start_date }}{% if item.start_date and item.end_date %} – {% endif %}{{ item.end_date }}</w:t>
+      </w:r>
+    </w:p>
+    <w:p>
+      <w:pPr>
+        <w:spacing w:before="0" w:after="4" w:line="240" w:lineRule="auto"/>
+        <w:ind w:left="140"/>
+      </w:pPr>
+      <w:r>
+        <w:rPr>
+          <w:rFonts w:ascii="Calibri" w:hAnsi="Calibri" w:cs="Calibri"/>
+          <w:sz w:val="20"/>
+          <w:szCs w:val="20"/>
+          <w:color w:val="3D3D3D"/>
+          <w:i/>
+          <w:iCs/>
+        </w:rPr>
+        <w:t xml:space="preserve">{{ item.degree }}</w:t>
+      </w:r>
+    </w:p>
+    <w:p>
+      <w:pPr>
+        <w:spacing w:before="0" w:after="30" w:line="240" w:lineRule="auto"/>
+        <w:ind w:left="140"/>
+      </w:pPr>
+      <w:r>
+        <w:rPr>
+          <w:rFonts w:ascii="Calibri" w:hAnsi="Calibri" w:cs="Calibri"/>
+          <w:sz w:val="18"/>
+          <w:szCs w:val="18"/>
+          <w:color w:val="909090"/>
+          <w:i/>
+          <w:iCs/>
+        </w:rPr>
+        <w:t xml:space="preserve">{% if item.gpa %}GPA: {{ item.gpa }}{% endif %}{% if item.honors %}  ·  {{ item.honors }}{% endif %}</w:t>
+      </w:r>
+    </w:p>
+    <w:p>
+      <w:pPr>
+        <w:spacing w:before="0" w:after="40" w:line="240" w:lineRule="auto"/>
+      </w:pPr>
+      <w:r>
+        <w:rPr>
+          <w:rFonts w:ascii="Calibri" w:hAnsi="Calibri" w:cs="Calibri"/>
+          <w:sz w:val="20"/>
+          <w:szCs w:val="20"/>
+          <w:color w:val="1A1A1A"/>
+        </w:rPr>
+        <w:t xml:space="preserve">{% endfor %}</w:t>
+      </w:r>
+    </w:p>
+    <w:p>
+      <w:pPr>
+        <w:spacing w:before="0" w:after="0" w:line="240" w:lineRule="auto"/>
+      </w:pPr>
+      <w:r>
+        <w:rPr>
+          <w:rFonts w:ascii="Calibri" w:hAnsi="Calibri" w:cs="Calibri"/>
+          <w:sz w:val="20"/>
+          <w:szCs w:val="20"/>
+          <w:color w:val="1A1A1A"/>
+        </w:rPr>
+        <w:t xml:space="preserve">{% endif %}</w:t>
+      </w:r>
+    </w:p>
+    <w:p>
+      <w:pPr>
+        <w:spacing w:before="0" w:after="0" w:line="240" w:lineRule="auto"/>
+      </w:pPr>
+      <w:r>
+        <w:rPr>
+          <w:rFonts w:ascii="Calibri" w:hAnsi="Calibri" w:cs="Calibri"/>
+          <w:sz w:val="20"/>
+          <w:szCs w:val="20"/>
+          <w:color w:val="1A1A1A"/>
+        </w:rPr>
+        <w:t xml:space="preserve">{% if projects %}</w:t>
+      </w:r>
+    </w:p>
+    <w:p>
+      <w:pPr>
+        <w:spacing w:before="160" w:after="50" w:line="240" w:lineRule="auto"/>
+        <w:pBdr>
+          <w:bottom w:val="single" w:sz="4" w:space="3" w:color="CCCCCC"/>
+          <w:left w:val="single" w:sz="18" w:space="8" w:color="2E4057"/>
+        </w:pBdr>
+        <w:ind w:left="140"/>
+      </w:pPr>
+      <w:r>
+        <w:rPr>
+          <w:rFonts w:ascii="Calibri" w:hAnsi="Calibri" w:cs="Calibri"/>
+          <w:sz w:val="21"/>
+          <w:szCs w:val="21"/>
+          <w:color w:val="2E4057"/>
+          <w:b/>
+          <w:bCs/>
+          <w:spacing w:val="40"/>
+        </w:rPr>
+        <w:t>PROJECTS</w:t>
+      </w:r>
+    </w:p>
+    <w:p>
+      <w:pPr>
+        <w:spacing w:before="0" w:after="0" w:line="240" w:lineRule="auto"/>
+      </w:pPr>
+      <w:r>
+        <w:rPr>
+          <w:rFonts w:ascii="Calibri" w:hAnsi="Calibri" w:cs="Calibri"/>
+          <w:sz w:val="20"/>
+          <w:szCs w:val="20"/>
+          <w:color w:val="1A1A1A"/>
+        </w:rPr>
+        <w:t xml:space="preserve">{% for item in projects %}</w:t>
+      </w:r>
+    </w:p>
+    <w:p>
+      <w:pPr>
+        <w:spacing w:before="120" w:after="0" w:line="240" w:lineRule="auto"/>
+        <w:tabs>
+          <w:tab w:val="right" w:pos="9360"/>
+        </w:tabs>
+        <w:ind w:left="140"/>
+      </w:pPr>
+      <w:r>
+        <w:rPr>
+          <w:rFonts w:ascii="Calibri" w:hAnsi="Calibri" w:cs="Calibri"/>
+          <w:sz w:val="20"/>
+          <w:szCs w:val="20"/>
+          <w:color w:val="2E4057"/>
+          <w:b/>
+          <w:bCs/>
+        </w:rPr>
+        <w:t xml:space="preserve">{{ item.name }}</w:t>
+      </w:r>
+      <w:r>
+        <w:rPr>
+          <w:rFonts w:ascii="Calibri" w:hAnsi="Calibri" w:cs="Calibri"/>
+        </w:rPr>
+        <w:tab/>
+      </w:r>
+      <w:r>
+        <w:rPr>
+          <w:rFonts w:ascii="Calibri" w:hAnsi="Calibri" w:cs="Calibri"/>
+          <w:sz w:val="18"/>
+          <w:szCs w:val="18"/>
+          <w:color w:val="5F6368"/>
+        </w:rPr>
+        <w:t xml:space="preserve">{% if item.date %}{{ item.date }}{% endif %}</w:t>
+      </w:r>
+    </w:p>
+    <w:p>
+      <w:pPr>
+        <w:spacing w:before="0" w:after="30" w:line="240" w:lineRule="auto"/>
+        <w:ind w:left="140"/>
+      </w:pPr>
+      <w:r>
+        <w:rPr>
+          <w:rFonts w:ascii="Calibri" w:hAnsi="Calibri" w:cs="Calibri"/>
+          <w:sz w:val="18"/>
+          <w:szCs w:val="18"/>
+          <w:color w:val="909090"/>
+          <w:i/>
+          <w:iCs/>
+        </w:rPr>
+        <w:t xml:space="preserve">{% if item.tech %}{{ item.tech }}{% endif %}</w:t>
+      </w:r>
+    </w:p>
+    <w:p>
+      <w:pPr>
+        <w:spacing w:before="0" w:after="0" w:line="240" w:lineRule="auto"/>
+      </w:pPr>
+      <w:r>
+        <w:rPr>
+          <w:rFonts w:ascii="Calibri" w:hAnsi="Calibri" w:cs="Calibri"/>
+          <w:sz w:val="20"/>
+          <w:szCs w:val="20"/>
+          <w:color w:val="1A1A1A"/>
+        </w:rPr>
+        <w:t xml:space="preserve">{% for bullet in item.bullets %}</w:t>
+      </w:r>
+    </w:p>
+    <w:p>
+      <w:pPr>
+        <w:spacing w:before="28" w:after="28" w:line="240" w:lineRule="auto"/>
+        <w:contextualSpacing/>
+        <w:ind w:left="380" w:hanging="220"/>
+      </w:pPr>
+      <w:r>
+        <w:rPr>
+          <w:rFonts w:ascii="Calibri" w:hAnsi="Calibri" w:cs="Calibri"/>
+          <w:sz w:val="20"/>
+          <w:szCs w:val="20"/>
+          <w:color w:val="2E4057"/>
+        </w:rPr>
+        <w:t xml:space="preserve">–  </w:t>
+      </w:r>
+      <w:r>
+        <w:rPr>
+          <w:rFonts w:ascii="Calibri" w:hAnsi="Calibri" w:cs="Calibri"/>
+          <w:sz w:val="20"/>
+          <w:szCs w:val="20"/>
+          <w:color w:val="1A1A1A"/>
+        </w:rPr>
+        <w:t xml:space="preserve">{{ bullet }}</w:t>
+      </w:r>
+    </w:p>
+    <w:p>
+      <w:pPr>
+        <w:spacing w:before="0" w:after="0" w:line="240" w:lineRule="auto"/>
+      </w:pPr>
+      <w:r>
+        <w:rPr>
+          <w:rFonts w:ascii="Calibri" w:hAnsi="Calibri" w:cs="Calibri"/>
+          <w:sz w:val="20"/>
+          <w:szCs w:val="20"/>
+          <w:color w:val="1A1A1A"/>
+        </w:rPr>
+        <w:t xml:space="preserve">{% endfor %}</w:t>
+      </w:r>
+    </w:p>
+    <w:p>
+      <w:pPr>
+        <w:spacing w:before="0" w:after="40" w:line="240" w:lineRule="auto"/>
+      </w:pPr>
+      <w:r>
+        <w:rPr>
+          <w:rFonts w:ascii="Calibri" w:hAnsi="Calibri" w:cs="Calibri"/>
+          <w:sz w:val="20"/>
+          <w:szCs w:val="20"/>
+          <w:color w:val="1A1A1A"/>
+        </w:rPr>
+        <w:t xml:space="preserve">{% endfor %}</w:t>
+      </w:r>
+    </w:p>
+    <w:p>
+      <w:pPr>
+        <w:spacing w:before="0" w:after="0" w:line="240" w:lineRule="auto"/>
+      </w:pPr>
+      <w:r>
+        <w:rPr>
+          <w:rFonts w:ascii="Calibri" w:hAnsi="Calibri" w:cs="Calibri"/>
+          <w:sz w:val="20"/>
+          <w:szCs w:val="20"/>
+          <w:color w:val="1A1A1A"/>
+        </w:rPr>
+        <w:t xml:space="preserve">{% endif %}</w:t>
+      </w:r>
+    </w:p>
+    <w:p>
+      <w:pPr>
+        <w:spacing w:before="0" w:after="0" w:line="240" w:lineRule="auto"/>
+      </w:pPr>
+      <w:r>
+        <w:rPr>
+          <w:rFonts w:ascii="Calibri" w:hAnsi="Calibri" w:cs="Calibri"/>
+          <w:sz w:val="20"/>
+          <w:szCs w:val="20"/>
+          <w:color w:val="1A1A1A"/>
+        </w:rPr>
+        <w:t xml:space="preserve">{% if certifications %}</w:t>
+      </w:r>
+    </w:p>
+    <w:p>
+      <w:pPr>
+        <w:spacing w:before="160" w:after="50" w:line="240" w:lineRule="auto"/>
+        <w:pBdr>
+          <w:bottom w:val="single" w:sz="4" w:space="3" w:color="CCCCCC"/>
+          <w:left w:val="single" w:sz="18" w:space="8" w:color="2E4057"/>
+        </w:pBdr>
+        <w:ind w:left="140"/>
+      </w:pPr>
+      <w:r>
+        <w:rPr>
+          <w:rFonts w:ascii="Calibri" w:hAnsi="Calibri" w:cs="Calibri"/>
+          <w:sz w:val="21"/>
+          <w:szCs w:val="21"/>
+          <w:color w:val="2E4057"/>
+          <w:b/>
+          <w:bCs/>
+          <w:spacing w:val="40"/>
+        </w:rPr>
+        <w:t>CERTIFICATIONS</w:t>
+      </w:r>
+    </w:p>
+    <w:p>
+      <w:pPr>
+        <w:spacing w:before="0" w:after="0" w:line="240" w:lineRule="auto"/>
+      </w:pPr>
+      <w:r>
+        <w:rPr>
+          <w:rFonts w:ascii="Calibri" w:hAnsi="Calibri" w:cs="Calibri"/>
+          <w:sz w:val="20"/>
+          <w:szCs w:val="20"/>
+          <w:color w:val="1A1A1A"/>
+        </w:rPr>
+        <w:t xml:space="preserve">{% for item in certifications %}</w:t>
+      </w:r>
+    </w:p>
+    <w:p>
+      <w:pPr>
+        <w:spacing w:before="80" w:after="0" w:line="240" w:lineRule="auto"/>
+        <w:tabs>
+          <w:tab w:val="right" w:pos="9360"/>
+        </w:tabs>
+        <w:ind w:left="140"/>
+      </w:pPr>
+      <w:r>
+        <w:rPr>
+          <w:rFonts w:ascii="Calibri" w:hAnsi="Calibri" w:cs="Calibri"/>
+          <w:sz w:val="20"/>
+          <w:szCs w:val="20"/>
+          <w:color w:val="2E4057"/>
+          <w:b/>
+          <w:bCs/>
+        </w:rPr>
+        <w:t xml:space="preserve">{{ item.name }}</w:t>
+      </w:r>
+      <w:r>
+        <w:rPr>
+          <w:rFonts w:ascii="Calibri" w:hAnsi="Calibri" w:cs="Calibri"/>
+        </w:rPr>
+        <w:tab/>
+      </w:r>
+      <w:r>
+        <w:rPr>
+          <w:rFonts w:ascii="Calibri" w:hAnsi="Calibri" w:cs="Calibri"/>
+          <w:sz w:val="18"/>
+          <w:szCs w:val="18"/>
+          <w:color w:val="5F6368"/>
+        </w:rPr>
+        <w:t xml:space="preserve">{% if item.date %}{{ item.date }}{% endif %}</w:t>
+      </w:r>
+    </w:p>
+    <w:p>
+      <w:pPr>
+        <w:spacing w:before="0" w:after="40" w:line="240" w:lineRule="auto"/>
+        <w:ind w:left="140"/>
+      </w:pPr>
+      <w:r>
+        <w:rPr>
+          <w:rFonts w:ascii="Calibri" w:hAnsi="Calibri" w:cs="Calibri"/>
+          <w:sz w:val="18"/>
+          <w:szCs w:val="18"/>
+          <w:color w:val="909090"/>
+          <w:i/>
+          <w:iCs/>
+        </w:rPr>
+        <w:t xml:space="preserve">{% if item.issuer %}{{ item.issuer }}{% endif %}</w:t>
+      </w:r>
+    </w:p>
+    <w:p>
+      <w:pPr>
+        <w:spacing w:before="0" w:after="0" w:line="240" w:lineRule="auto"/>
+      </w:pPr>
+      <w:r>
+        <w:rPr>
+          <w:rFonts w:ascii="Calibri" w:hAnsi="Calibri" w:cs="Calibri"/>
+          <w:sz w:val="20"/>
+          <w:szCs w:val="20"/>
+          <w:color w:val="1A1A1A"/>
+        </w:rPr>
+        <w:t xml:space="preserve">{% endfor %}</w:t>
+      </w:r>
+    </w:p>
+    <w:p>
+      <w:pPr>
+        <w:spacing w:before="0" w:after="0" w:line="240" w:lineRule="auto"/>
+      </w:pPr>
+      <w:r>
+        <w:rPr>
+          <w:rFonts w:ascii="Calibri" w:hAnsi="Calibri" w:cs="Calibri"/>
+          <w:sz w:val="20"/>
+          <w:szCs w:val="20"/>
+          <w:color w:val="1A1A1A"/>
+        </w:rPr>
+        <w:t xml:space="preserve">{% endif %}</w:t>
+      </w:r>
+    </w:p>
     <w:sectPr>
       <w:pgSz w:w="12240" w:h="15840"/>
       <w:pgMar w:top="720" w:right="1080" w:bottom="720" w:left="1080" w:header="720" w:footer="720" w:gutter="0"/>

--- a/server/app/static/templates/professional.docx
+++ b/server/app/static/templates/professional.docx
@@ -237,7 +237,22 @@
     </w:p>
     <w:p>
       <w:pPr>
-        <w:spacing w:before="40" w:after="40" w:line="240" w:lineRule="auto"/>
+        <w:spacing w:before="0" w:after="0" w:line="240" w:lineRule="auto"/>
+        <w:ind w:left="140"/>
+      </w:pPr>
+      <w:r>
+        <w:rPr>
+          <w:rFonts w:ascii="Calibri" w:hAnsi="Calibri" w:cs="Calibri"/>
+          <w:sz w:val="20"/>
+          <w:szCs w:val="20"/>
+          <w:color w:val="1A1A1A"/>
+        </w:rPr>
+        <w:t xml:space="preserve">{% for cat in skills %}</w:t>
+      </w:r>
+    </w:p>
+    <w:p>
+      <w:pPr>
+        <w:spacing w:before="40" w:after="20" w:line="240" w:lineRule="auto"/>
         <w:ind w:left="140"/>
       </w:pPr>
       <w:r>
@@ -249,7 +264,7 @@
           <w:b/>
           <w:bCs/>
         </w:rPr>
-        <w:t xml:space="preserve"/>
+        <w:t xml:space="preserve">{{ cat.category }}: </w:t>
       </w:r>
       <w:r>
         <w:rPr>
@@ -258,7 +273,22 @@
           <w:szCs w:val="20"/>
           <w:color w:val="1A1A1A"/>
         </w:rPr>
-        <w:t xml:space="preserve">{{ skills | join('   ·   ') }}</w:t>
+        <w:t xml:space="preserve">{{ cat.items | join('   ·   ') }}</w:t>
+      </w:r>
+    </w:p>
+    <w:p>
+      <w:pPr>
+        <w:spacing w:before="0" w:after="0" w:line="240" w:lineRule="auto"/>
+        <w:ind w:left="140"/>
+      </w:pPr>
+      <w:r>
+        <w:rPr>
+          <w:rFonts w:ascii="Calibri" w:hAnsi="Calibri" w:cs="Calibri"/>
+          <w:sz w:val="20"/>
+          <w:szCs w:val="20"/>
+          <w:color w:val="1A1A1A"/>
+        </w:rPr>
+        <w:t xml:space="preserve">{% endfor %}</w:t>
       </w:r>
     </w:p>
     <w:p>

--- a/server/app/static/templates/professional.docx
+++ b/server/app/static/templates/professional.docx
@@ -273,7 +273,7 @@
           <w:szCs w:val="20"/>
           <w:color w:val="1A1A1A"/>
         </w:rPr>
-        <w:t xml:space="preserve">{{ cat.items | join('   ·   ') }}</w:t>
+        <w:t xml:space="preserve">{{ cat.skills | join('   ·   ') }}</w:t>
       </w:r>
     </w:p>
     <w:p>
@@ -364,7 +364,7 @@
           <w:i/>
           <w:iCs/>
         </w:rPr>
-        <w:t xml:space="preserve">{{ item.location }}</w:t>
+        <w:t xml:space="preserve">{{ item.location | default('') }}</w:t>
       </w:r>
       <w:r>
         <w:rPr>
@@ -411,7 +411,7 @@
           <w:szCs w:val="20"/>
           <w:color w:val="1A1A1A"/>
         </w:rPr>
-        <w:t xml:space="preserve">{% if item.context %}</w:t>
+        <w:t xml:space="preserve">{% if item.context | default('') %}</w:t>
       </w:r>
       <w:r>
         <w:rPr>
@@ -422,7 +422,7 @@
           <w:i/>
           <w:iCs/>
         </w:rPr>
-        <w:t xml:space="preserve">{{ item.context }}</w:t>
+        <w:t xml:space="preserve">{{ item.context | default('') }}</w:t>
       </w:r>
       <w:r>
         <w:rPr>
@@ -588,7 +588,7 @@
           <w:i/>
           <w:iCs/>
         </w:rPr>
-        <w:t xml:space="preserve">{{ item.location }}</w:t>
+        <w:t xml:space="preserve">{{ item.location | default('') }}</w:t>
       </w:r>
       <w:r>
         <w:rPr>
@@ -637,7 +637,7 @@
           <w:i/>
           <w:iCs/>
         </w:rPr>
-        <w:t xml:space="preserve">{% if item.gpa %}GPA: {{ item.gpa }}{% endif %}{% if item.honors %}  ·  {{ item.honors }}{% endif %}</w:t>
+        <w:t xml:space="preserve">{% if item.gpa | default('') %}GPA: {{ item.gpa | default('') }}{% endif %}{% if item.honors | default('') %}  ·  {{ item.honors | default('') }}{% endif %}</w:t>
       </w:r>
     </w:p>
     <w:p>
@@ -750,7 +750,7 @@
           <w:szCs w:val="18"/>
           <w:color w:val="5F6368"/>
         </w:rPr>
-        <w:t xml:space="preserve">{% if item.date %}{{ item.date }}{% endif %}</w:t>
+        <w:t xml:space="preserve">{% if item.date_obtained | default('') %}{{ item.date_obtained | default('') }}{% endif %}</w:t>
       </w:r>
     </w:p>
     <w:p>
@@ -767,7 +767,7 @@
           <w:i/>
           <w:iCs/>
         </w:rPr>
-        <w:t xml:space="preserve">{% if item.tech %}{{ item.tech }}{% endif %}</w:t>
+        <w:t xml:space="preserve">{% if item.technologies | default('') %}{{ item.technologies | default('') }}{% endif %}</w:t>
       </w:r>
     </w:p>
     <w:p>
@@ -933,7 +933,7 @@
           <w:szCs w:val="18"/>
           <w:color w:val="5F6368"/>
         </w:rPr>
-        <w:t xml:space="preserve">{% if item.date %}{{ item.date }}{% endif %}</w:t>
+        <w:t xml:space="preserve">{% if item.date_obtained | default('') %}{{ item.date_obtained | default('') }}{% endif %}</w:t>
       </w:r>
     </w:p>
     <w:p>

--- a/server/app/static/templates/professional.docx
+++ b/server/app/static/templates/professional.docx
@@ -247,7 +247,7 @@
           <w:szCs w:val="20"/>
           <w:color w:val="1A1A1A"/>
         </w:rPr>
-        <w:t xml:space="preserve">{% for cat in skills %}</w:t>
+        <w:t xml:space="preserve">{%p for cat in skills %}</w:t>
       </w:r>
     </w:p>
     <w:p>
@@ -288,7 +288,7 @@
           <w:szCs w:val="20"/>
           <w:color w:val="1A1A1A"/>
         </w:rPr>
-        <w:t xml:space="preserve">{% endfor %}</w:t>
+        <w:t xml:space="preserve">{%p endfor %}</w:t>
       </w:r>
     </w:p>
     <w:p>
@@ -324,7 +324,7 @@
           <w:szCs w:val="20"/>
           <w:color w:val="1A1A1A"/>
         </w:rPr>
-        <w:t xml:space="preserve">{% for item in experience %}</w:t>
+        <w:t xml:space="preserve">{%p for item in experience %}</w:t>
       </w:r>
     </w:p>
     <w:p>
@@ -411,7 +411,7 @@
           <w:szCs w:val="20"/>
           <w:color w:val="1A1A1A"/>
         </w:rPr>
-        <w:t xml:space="preserve">{% if item.context | default('') %}</w:t>
+        <w:t xml:space="preserve">{%p if item.context | default('') %}</w:t>
       </w:r>
       <w:r>
         <w:rPr>
@@ -431,7 +431,7 @@
           <w:szCs w:val="20"/>
           <w:color w:val="1A1A1A"/>
         </w:rPr>
-        <w:t xml:space="preserve">{% endif %}</w:t>
+        <w:t xml:space="preserve">{%p endif %}</w:t>
       </w:r>
     </w:p>
     <w:p>
@@ -445,7 +445,7 @@
           <w:szCs w:val="20"/>
           <w:color w:val="1A1A1A"/>
         </w:rPr>
-        <w:t xml:space="preserve">{% for bullet in item.bullets %}</w:t>
+        <w:t xml:space="preserve">{%p for bullet in item.bullets %}</w:t>
       </w:r>
     </w:p>
     <w:p>
@@ -484,7 +484,7 @@
           <w:szCs w:val="20"/>
           <w:color w:val="1A1A1A"/>
         </w:rPr>
-        <w:t xml:space="preserve">{% endfor %}</w:t>
+        <w:t xml:space="preserve">{%p endfor %}</w:t>
       </w:r>
     </w:p>
     <w:p>
@@ -498,7 +498,7 @@
           <w:szCs w:val="20"/>
           <w:color w:val="1A1A1A"/>
         </w:rPr>
-        <w:t xml:space="preserve">{% endfor %}</w:t>
+        <w:t xml:space="preserve">{%p endfor %}</w:t>
       </w:r>
     </w:p>
     <w:p>
@@ -512,7 +512,7 @@
           <w:szCs w:val="20"/>
           <w:color w:val="1A1A1A"/>
         </w:rPr>
-        <w:t xml:space="preserve">{% if education %}</w:t>
+        <w:t xml:space="preserve">{%p if education %}</w:t>
       </w:r>
     </w:p>
     <w:p>
@@ -548,7 +548,7 @@
           <w:szCs w:val="20"/>
           <w:color w:val="1A1A1A"/>
         </w:rPr>
-        <w:t xml:space="preserve">{% for item in education %}</w:t>
+        <w:t xml:space="preserve">{%p for item in education %}</w:t>
       </w:r>
     </w:p>
     <w:p>
@@ -651,7 +651,7 @@
           <w:szCs w:val="20"/>
           <w:color w:val="1A1A1A"/>
         </w:rPr>
-        <w:t xml:space="preserve">{% endfor %}</w:t>
+        <w:t xml:space="preserve">{%p endfor %}</w:t>
       </w:r>
     </w:p>
     <w:p>
@@ -665,7 +665,7 @@
           <w:szCs w:val="20"/>
           <w:color w:val="1A1A1A"/>
         </w:rPr>
-        <w:t xml:space="preserve">{% endif %}</w:t>
+        <w:t xml:space="preserve">{%p endif %}</w:t>
       </w:r>
     </w:p>
     <w:p>
@@ -679,7 +679,7 @@
           <w:szCs w:val="20"/>
           <w:color w:val="1A1A1A"/>
         </w:rPr>
-        <w:t xml:space="preserve">{% if projects %}</w:t>
+        <w:t xml:space="preserve">{%p if projects %}</w:t>
       </w:r>
     </w:p>
     <w:p>
@@ -715,7 +715,7 @@
           <w:szCs w:val="20"/>
           <w:color w:val="1A1A1A"/>
         </w:rPr>
-        <w:t xml:space="preserve">{% for item in projects %}</w:t>
+        <w:t xml:space="preserve">{%p for item in projects %}</w:t>
       </w:r>
     </w:p>
     <w:p>
@@ -781,7 +781,7 @@
           <w:szCs w:val="20"/>
           <w:color w:val="1A1A1A"/>
         </w:rPr>
-        <w:t xml:space="preserve">{% for bullet in item.bullets %}</w:t>
+        <w:t xml:space="preserve">{%p for bullet in item.bullets %}</w:t>
       </w:r>
     </w:p>
     <w:p>
@@ -820,7 +820,7 @@
           <w:szCs w:val="20"/>
           <w:color w:val="1A1A1A"/>
         </w:rPr>
-        <w:t xml:space="preserve">{% endfor %}</w:t>
+        <w:t xml:space="preserve">{%p endfor %}</w:t>
       </w:r>
     </w:p>
     <w:p>
@@ -834,7 +834,7 @@
           <w:szCs w:val="20"/>
           <w:color w:val="1A1A1A"/>
         </w:rPr>
-        <w:t xml:space="preserve">{% endfor %}</w:t>
+        <w:t xml:space="preserve">{%p endfor %}</w:t>
       </w:r>
     </w:p>
     <w:p>
@@ -848,7 +848,7 @@
           <w:szCs w:val="20"/>
           <w:color w:val="1A1A1A"/>
         </w:rPr>
-        <w:t xml:space="preserve">{% endif %}</w:t>
+        <w:t xml:space="preserve">{%p endif %}</w:t>
       </w:r>
     </w:p>
     <w:p>
@@ -862,7 +862,7 @@
           <w:szCs w:val="20"/>
           <w:color w:val="1A1A1A"/>
         </w:rPr>
-        <w:t xml:space="preserve">{% if certifications %}</w:t>
+        <w:t xml:space="preserve">{%p if certifications %}</w:t>
       </w:r>
     </w:p>
     <w:p>
@@ -898,7 +898,7 @@
           <w:szCs w:val="20"/>
           <w:color w:val="1A1A1A"/>
         </w:rPr>
-        <w:t xml:space="preserve">{% for item in certifications %}</w:t>
+        <w:t xml:space="preserve">{%p for item in certifications %}</w:t>
       </w:r>
     </w:p>
     <w:p>
@@ -964,7 +964,7 @@
           <w:szCs w:val="20"/>
           <w:color w:val="1A1A1A"/>
         </w:rPr>
-        <w:t xml:space="preserve">{% endfor %}</w:t>
+        <w:t xml:space="preserve">{%p endfor %}</w:t>
       </w:r>
     </w:p>
     <w:p>
@@ -978,7 +978,7 @@
           <w:szCs w:val="20"/>
           <w:color w:val="1A1A1A"/>
         </w:rPr>
-        <w:t xml:space="preserve">{% endif %}</w:t>
+        <w:t xml:space="preserve">{%p endif %}</w:t>
       </w:r>
     </w:p>
     <w:sectPr>

--- a/server/app/static/templates/professional.docx
+++ b/server/app/static/templates/professional.docx
@@ -247,7 +247,7 @@
           <w:szCs w:val="20"/>
           <w:color w:val="1A1A1A"/>
         </w:rPr>
-        <w:t xml:space="preserve">{%p for cat in skills %}</w:t>
+        <w:t xml:space="preserve">{% for cat in skills %}</w:t>
       </w:r>
     </w:p>
     <w:p>
@@ -288,7 +288,7 @@
           <w:szCs w:val="20"/>
           <w:color w:val="1A1A1A"/>
         </w:rPr>
-        <w:t xml:space="preserve">{%p endfor %}</w:t>
+        <w:t xml:space="preserve">{% endfor %}</w:t>
       </w:r>
     </w:p>
     <w:p>
@@ -324,7 +324,7 @@
           <w:szCs w:val="20"/>
           <w:color w:val="1A1A1A"/>
         </w:rPr>
-        <w:t xml:space="preserve">{%p for item in experience %}</w:t>
+        <w:t xml:space="preserve">{% for item in experience %}</w:t>
       </w:r>
     </w:p>
     <w:p>
@@ -411,7 +411,7 @@
           <w:szCs w:val="20"/>
           <w:color w:val="1A1A1A"/>
         </w:rPr>
-        <w:t xml:space="preserve">{%p if item.context | default('') %}</w:t>
+        <w:t xml:space="preserve">{% if item.context %}</w:t>
       </w:r>
       <w:r>
         <w:rPr>
@@ -422,7 +422,7 @@
           <w:i/>
           <w:iCs/>
         </w:rPr>
-        <w:t xml:space="preserve">{{ item.context | default('') }}</w:t>
+        <w:t xml:space="preserve">{{ item.context }}</w:t>
       </w:r>
       <w:r>
         <w:rPr>
@@ -431,7 +431,7 @@
           <w:szCs w:val="20"/>
           <w:color w:val="1A1A1A"/>
         </w:rPr>
-        <w:t xml:space="preserve">{%p endif %}</w:t>
+        <w:t xml:space="preserve">{% endif %}</w:t>
       </w:r>
     </w:p>
     <w:p>
@@ -445,7 +445,7 @@
           <w:szCs w:val="20"/>
           <w:color w:val="1A1A1A"/>
         </w:rPr>
-        <w:t xml:space="preserve">{%p for bullet in item.bullets %}</w:t>
+        <w:t xml:space="preserve">{% for bullet in item.bullets %}</w:t>
       </w:r>
     </w:p>
     <w:p>
@@ -484,7 +484,7 @@
           <w:szCs w:val="20"/>
           <w:color w:val="1A1A1A"/>
         </w:rPr>
-        <w:t xml:space="preserve">{%p endfor %}</w:t>
+        <w:t xml:space="preserve">{% endfor %}</w:t>
       </w:r>
     </w:p>
     <w:p>
@@ -498,7 +498,7 @@
           <w:szCs w:val="20"/>
           <w:color w:val="1A1A1A"/>
         </w:rPr>
-        <w:t xml:space="preserve">{%p endfor %}</w:t>
+        <w:t xml:space="preserve">{% endfor %}</w:t>
       </w:r>
     </w:p>
     <w:p>
@@ -512,7 +512,7 @@
           <w:szCs w:val="20"/>
           <w:color w:val="1A1A1A"/>
         </w:rPr>
-        <w:t xml:space="preserve">{%p if education %}</w:t>
+        <w:t xml:space="preserve">{% if education %}</w:t>
       </w:r>
     </w:p>
     <w:p>
@@ -548,7 +548,7 @@
           <w:szCs w:val="20"/>
           <w:color w:val="1A1A1A"/>
         </w:rPr>
-        <w:t xml:space="preserve">{%p for item in education %}</w:t>
+        <w:t xml:space="preserve">{% for item in education %}</w:t>
       </w:r>
     </w:p>
     <w:p>
@@ -625,7 +625,7 @@
     </w:p>
     <w:p>
       <w:pPr>
-        <w:spacing w:before="0" w:after="30" w:line="240" w:lineRule="auto"/>
+        <w:spacing w:before="0" w:after="40" w:line="240" w:lineRule="auto"/>
         <w:ind w:left="140"/>
       </w:pPr>
       <w:r>
@@ -637,21 +637,7 @@
           <w:i/>
           <w:iCs/>
         </w:rPr>
-        <w:t xml:space="preserve">{% if item.gpa | default('') %}GPA: {{ item.gpa | default('') }}{% endif %}{% if item.honors | default('') %}  ·  {{ item.honors | default('') }}{% endif %}</w:t>
-      </w:r>
-    </w:p>
-    <w:p>
-      <w:pPr>
-        <w:spacing w:before="0" w:after="40" w:line="240" w:lineRule="auto"/>
-      </w:pPr>
-      <w:r>
-        <w:rPr>
-          <w:rFonts w:ascii="Calibri" w:hAnsi="Calibri" w:cs="Calibri"/>
-          <w:sz w:val="20"/>
-          <w:szCs w:val="20"/>
-          <w:color w:val="1A1A1A"/>
-        </w:rPr>
-        <w:t xml:space="preserve">{%p endfor %}</w:t>
+        <w:t xml:space="preserve">{{ ('GPA: ' + item.gpa) if item.gpa else '' }}{{ ('  ·  ' + item.honors) if item.honors else '' }}</w:t>
       </w:r>
     </w:p>
     <w:p>
@@ -665,7 +651,7 @@
           <w:szCs w:val="20"/>
           <w:color w:val="1A1A1A"/>
         </w:rPr>
-        <w:t xml:space="preserve">{%p endif %}</w:t>
+        <w:t xml:space="preserve">{% endfor %}</w:t>
       </w:r>
     </w:p>
     <w:p>
@@ -679,7 +665,21 @@
           <w:szCs w:val="20"/>
           <w:color w:val="1A1A1A"/>
         </w:rPr>
-        <w:t xml:space="preserve">{%p if projects %}</w:t>
+        <w:t xml:space="preserve">{% endif %}</w:t>
+      </w:r>
+    </w:p>
+    <w:p>
+      <w:pPr>
+        <w:spacing w:before="0" w:after="0" w:line="240" w:lineRule="auto"/>
+      </w:pPr>
+      <w:r>
+        <w:rPr>
+          <w:rFonts w:ascii="Calibri" w:hAnsi="Calibri" w:cs="Calibri"/>
+          <w:sz w:val="20"/>
+          <w:szCs w:val="20"/>
+          <w:color w:val="1A1A1A"/>
+        </w:rPr>
+        <w:t xml:space="preserve">{% if projects %}</w:t>
       </w:r>
     </w:p>
     <w:p>
@@ -715,7 +715,7 @@
           <w:szCs w:val="20"/>
           <w:color w:val="1A1A1A"/>
         </w:rPr>
-        <w:t xml:space="preserve">{%p for item in projects %}</w:t>
+        <w:t xml:space="preserve">{% for item in projects %}</w:t>
       </w:r>
     </w:p>
     <w:p>
@@ -750,7 +750,7 @@
           <w:szCs w:val="18"/>
           <w:color w:val="5F6368"/>
         </w:rPr>
-        <w:t xml:space="preserve">{% if item.date_obtained | default('') %}{{ item.date_obtained | default('') }}{% endif %}</w:t>
+        <w:t xml:space="preserve">{{ item.date_obtained if item.date_obtained else '' }}</w:t>
       </w:r>
     </w:p>
     <w:p>
@@ -767,7 +767,7 @@
           <w:i/>
           <w:iCs/>
         </w:rPr>
-        <w:t xml:space="preserve">{% if item.technologies | default('') %}{{ item.technologies | default('') }}{% endif %}</w:t>
+        <w:t xml:space="preserve">{{ ', '.join(item.technologies) if item.technologies else '' }}</w:t>
       </w:r>
     </w:p>
     <w:p>
@@ -781,7 +781,7 @@
           <w:szCs w:val="20"/>
           <w:color w:val="1A1A1A"/>
         </w:rPr>
-        <w:t xml:space="preserve">{%p for bullet in item.bullets %}</w:t>
+        <w:t xml:space="preserve">{% for bullet in item.bullets %}</w:t>
       </w:r>
     </w:p>
     <w:p>
@@ -820,7 +820,7 @@
           <w:szCs w:val="20"/>
           <w:color w:val="1A1A1A"/>
         </w:rPr>
-        <w:t xml:space="preserve">{%p endfor %}</w:t>
+        <w:t xml:space="preserve">{% endfor %}</w:t>
       </w:r>
     </w:p>
     <w:p>
@@ -834,7 +834,7 @@
           <w:szCs w:val="20"/>
           <w:color w:val="1A1A1A"/>
         </w:rPr>
-        <w:t xml:space="preserve">{%p endfor %}</w:t>
+        <w:t xml:space="preserve">{% endfor %}</w:t>
       </w:r>
     </w:p>
     <w:p>
@@ -848,7 +848,7 @@
           <w:szCs w:val="20"/>
           <w:color w:val="1A1A1A"/>
         </w:rPr>
-        <w:t xml:space="preserve">{%p endif %}</w:t>
+        <w:t xml:space="preserve">{% endif %}</w:t>
       </w:r>
     </w:p>
     <w:p>
@@ -862,7 +862,7 @@
           <w:szCs w:val="20"/>
           <w:color w:val="1A1A1A"/>
         </w:rPr>
-        <w:t xml:space="preserve">{%p if certifications %}</w:t>
+        <w:t xml:space="preserve">{% if certifications %}</w:t>
       </w:r>
     </w:p>
     <w:p>
@@ -898,7 +898,7 @@
           <w:szCs w:val="20"/>
           <w:color w:val="1A1A1A"/>
         </w:rPr>
-        <w:t xml:space="preserve">{%p for item in certifications %}</w:t>
+        <w:t xml:space="preserve">{% for item in certifications %}</w:t>
       </w:r>
     </w:p>
     <w:p>
@@ -933,7 +933,7 @@
           <w:szCs w:val="18"/>
           <w:color w:val="5F6368"/>
         </w:rPr>
-        <w:t xml:space="preserve">{% if item.date_obtained | default('') %}{{ item.date_obtained | default('') }}{% endif %}</w:t>
+        <w:t xml:space="preserve">{{ item.date_obtained if item.date_obtained else '' }}</w:t>
       </w:r>
     </w:p>
     <w:p>
@@ -950,7 +950,7 @@
           <w:i/>
           <w:iCs/>
         </w:rPr>
-        <w:t xml:space="preserve">{% if item.issuer %}{{ item.issuer }}{% endif %}</w:t>
+        <w:t xml:space="preserve">{{ item.issuer if item.issuer else '' }}</w:t>
       </w:r>
     </w:p>
     <w:p>
@@ -964,7 +964,7 @@
           <w:szCs w:val="20"/>
           <w:color w:val="1A1A1A"/>
         </w:rPr>
-        <w:t xml:space="preserve">{%p endfor %}</w:t>
+        <w:t xml:space="preserve">{% endfor %}</w:t>
       </w:r>
     </w:p>
     <w:p>
@@ -978,7 +978,7 @@
           <w:szCs w:val="20"/>
           <w:color w:val="1A1A1A"/>
         </w:rPr>
-        <w:t xml:space="preserve">{%p endif %}</w:t>
+        <w:t xml:space="preserve">{% endif %}</w:t>
       </w:r>
     </w:p>
     <w:sectPr>

--- a/server/app/static/templates/professional.docx
+++ b/server/app/static/templates/professional.docx
@@ -58,7 +58,7 @@
           </w:p>
           <w:p>
             <w:pPr>
-              <w:spacing w:before="0" w:after="30" w:line="240" w:lineRule="auto"/>
+              <w:spacing w:before="0" w:after="0" w:line="240" w:lineRule="auto"/>
             </w:pPr>
             <w:r>
               <w:rPr>
@@ -92,7 +92,7 @@
         <w:tc>
           <w:tcPr>
             <w:tcW w:w="4280" w:type="dxa"/>
-            <w:vAlign w:val="bottom"/>
+            <w:vAlign w:val="top"/>
             <w:tcBorders>
               <w:top w:val="none" w:sz="0" w:space="0" w:color="auto"/>
               <w:left w:val="none" w:sz="0" w:space="0" w:color="auto"/>
@@ -122,7 +122,7 @@
           <w:p>
             <w:pPr>
               <w:jc w:val="right"/>
-              <w:spacing w:before="0" w:after="16" w:line="240" w:lineRule="auto"/>
+              <w:spacing w:before="0" w:after="0" w:line="240" w:lineRule="auto"/>
             </w:pPr>
             <w:r>
               <w:rPr>
@@ -137,7 +137,7 @@
           <w:p>
             <w:pPr>
               <w:jc w:val="right"/>
-              <w:spacing w:before="0" w:after="16" w:line="240" w:lineRule="auto"/>
+              <w:spacing w:before="0" w:after="0" w:line="240" w:lineRule="auto"/>
             </w:pPr>
             <w:r>
               <w:rPr>
@@ -200,7 +200,7 @@
     </w:p>
     <w:p>
       <w:pPr>
-        <w:spacing w:before="50" w:after="50" w:line="240" w:lineRule="auto"/>
+        <w:spacing w:before="0" w:after="0" w:line="240" w:lineRule="auto"/>
         <w:ind w:left="140"/>
       </w:pPr>
       <w:r>
@@ -384,7 +384,7 @@
     </w:p>
     <w:p>
       <w:pPr>
-        <w:spacing w:before="0" w:after="30" w:line="240" w:lineRule="auto"/>
+        <w:spacing w:before="0" w:after="0" w:line="240" w:lineRule="auto"/>
         <w:ind w:left="140"/>
       </w:pPr>
       <w:r>
@@ -401,7 +401,7 @@
     </w:p>
     <w:p>
       <w:pPr>
-        <w:spacing w:before="0" w:after="30" w:line="240" w:lineRule="auto"/>
+        <w:spacing w:before="0" w:after="0" w:line="240" w:lineRule="auto"/>
         <w:ind w:left="140"/>
       </w:pPr>
       <w:r>
@@ -489,7 +489,7 @@
     </w:p>
     <w:p>
       <w:pPr>
-        <w:spacing w:before="0" w:after="40" w:line="240" w:lineRule="auto"/>
+        <w:spacing w:before="0" w:after="0" w:line="240" w:lineRule="auto"/>
       </w:pPr>
       <w:r>
         <w:rPr>
@@ -608,7 +608,7 @@
     </w:p>
     <w:p>
       <w:pPr>
-        <w:spacing w:before="0" w:after="4" w:line="240" w:lineRule="auto"/>
+        <w:spacing w:before="0" w:after="0" w:line="240" w:lineRule="auto"/>
         <w:ind w:left="140"/>
       </w:pPr>
       <w:r>
@@ -625,7 +625,7 @@
     </w:p>
     <w:p>
       <w:pPr>
-        <w:spacing w:before="0" w:after="40" w:line="240" w:lineRule="auto"/>
+        <w:spacing w:before="0" w:after="0" w:line="240" w:lineRule="auto"/>
         <w:ind w:left="140"/>
       </w:pPr>
       <w:r>
@@ -755,7 +755,7 @@
     </w:p>
     <w:p>
       <w:pPr>
-        <w:spacing w:before="0" w:after="30" w:line="240" w:lineRule="auto"/>
+        <w:spacing w:before="0" w:after="0" w:line="240" w:lineRule="auto"/>
         <w:ind w:left="140"/>
       </w:pPr>
       <w:r>
@@ -825,7 +825,7 @@
     </w:p>
     <w:p>
       <w:pPr>
-        <w:spacing w:before="0" w:after="40" w:line="240" w:lineRule="auto"/>
+        <w:spacing w:before="0" w:after="0" w:line="240" w:lineRule="auto"/>
       </w:pPr>
       <w:r>
         <w:rPr>
@@ -938,7 +938,7 @@
     </w:p>
     <w:p>
       <w:pPr>
-        <w:spacing w:before="0" w:after="40" w:line="240" w:lineRule="auto"/>
+        <w:spacing w:before="0" w:after="0" w:line="240" w:lineRule="auto"/>
         <w:ind w:left="140"/>
       </w:pPr>
       <w:r>

--- a/server/app/static/templates/professional.docx
+++ b/server/app/static/templates/professional.docx
@@ -750,7 +750,7 @@
           <w:szCs w:val="18"/>
           <w:color w:val="5F6368"/>
         </w:rPr>
-        <w:t xml:space="preserve">{{ item.date_obtained if item.date_obtained else '' }}</w:t>
+        <w:t xml:space="preserve">{{ item.date_text if item.date_text else '' }}</w:t>
       </w:r>
     </w:p>
     <w:p>
@@ -933,7 +933,7 @@
           <w:szCs w:val="18"/>
           <w:color w:val="5F6368"/>
         </w:rPr>
-        <w:t xml:space="preserve">{{ item.date_obtained if item.date_obtained else '' }}</w:t>
+        <w:t xml:space="preserve">{{ item.date_text if item.date_text else '' }}</w:t>
       </w:r>
     </w:p>
     <w:p>

--- a/server/app/static/templates/professional.docx
+++ b/server/app/static/templates/professional.docx
@@ -247,7 +247,7 @@
           <w:szCs w:val="20"/>
           <w:color w:val="1A1A1A"/>
         </w:rPr>
-        <w:t xml:space="preserve">{% for cat in skills %}</w:t>
+        <w:t xml:space="preserve">{%p for cat in skills %}</w:t>
       </w:r>
     </w:p>
     <w:p>
@@ -288,7 +288,7 @@
           <w:szCs w:val="20"/>
           <w:color w:val="1A1A1A"/>
         </w:rPr>
-        <w:t xml:space="preserve">{% endfor %}</w:t>
+        <w:t xml:space="preserve">{%p endfor %}</w:t>
       </w:r>
     </w:p>
     <w:p>
@@ -324,7 +324,7 @@
           <w:szCs w:val="20"/>
           <w:color w:val="1A1A1A"/>
         </w:rPr>
-        <w:t xml:space="preserve">{% for item in experience %}</w:t>
+        <w:t xml:space="preserve">{%p for item in experience %}</w:t>
       </w:r>
     </w:p>
     <w:p>
@@ -445,7 +445,7 @@
           <w:szCs w:val="20"/>
           <w:color w:val="1A1A1A"/>
         </w:rPr>
-        <w:t xml:space="preserve">{% for bullet in item.bullets %}</w:t>
+        <w:t xml:space="preserve">{%p for bullet in item.bullets %}</w:t>
       </w:r>
     </w:p>
     <w:p>
@@ -484,7 +484,7 @@
           <w:szCs w:val="20"/>
           <w:color w:val="1A1A1A"/>
         </w:rPr>
-        <w:t xml:space="preserve">{% endfor %}</w:t>
+        <w:t xml:space="preserve">{%p endfor %}</w:t>
       </w:r>
     </w:p>
     <w:p>
@@ -498,7 +498,7 @@
           <w:szCs w:val="20"/>
           <w:color w:val="1A1A1A"/>
         </w:rPr>
-        <w:t xml:space="preserve">{% endfor %}</w:t>
+        <w:t xml:space="preserve">{%p endfor %}</w:t>
       </w:r>
     </w:p>
     <w:p>
@@ -512,7 +512,7 @@
           <w:szCs w:val="20"/>
           <w:color w:val="1A1A1A"/>
         </w:rPr>
-        <w:t xml:space="preserve">{% if education %}</w:t>
+        <w:t xml:space="preserve">{%p if education %}</w:t>
       </w:r>
     </w:p>
     <w:p>
@@ -548,7 +548,7 @@
           <w:szCs w:val="20"/>
           <w:color w:val="1A1A1A"/>
         </w:rPr>
-        <w:t xml:space="preserve">{% for item in education %}</w:t>
+        <w:t xml:space="preserve">{%p for item in education %}</w:t>
       </w:r>
     </w:p>
     <w:p>
@@ -651,7 +651,7 @@
           <w:szCs w:val="20"/>
           <w:color w:val="1A1A1A"/>
         </w:rPr>
-        <w:t xml:space="preserve">{% endfor %}</w:t>
+        <w:t xml:space="preserve">{%p endfor %}</w:t>
       </w:r>
     </w:p>
     <w:p>
@@ -665,7 +665,7 @@
           <w:szCs w:val="20"/>
           <w:color w:val="1A1A1A"/>
         </w:rPr>
-        <w:t xml:space="preserve">{% endif %}</w:t>
+        <w:t xml:space="preserve">{%p endif %}</w:t>
       </w:r>
     </w:p>
     <w:p>
@@ -679,7 +679,7 @@
           <w:szCs w:val="20"/>
           <w:color w:val="1A1A1A"/>
         </w:rPr>
-        <w:t xml:space="preserve">{% if projects %}</w:t>
+        <w:t xml:space="preserve">{%p if projects %}</w:t>
       </w:r>
     </w:p>
     <w:p>
@@ -715,7 +715,7 @@
           <w:szCs w:val="20"/>
           <w:color w:val="1A1A1A"/>
         </w:rPr>
-        <w:t xml:space="preserve">{% for item in projects %}</w:t>
+        <w:t xml:space="preserve">{%p for item in projects %}</w:t>
       </w:r>
     </w:p>
     <w:p>
@@ -781,7 +781,7 @@
           <w:szCs w:val="20"/>
           <w:color w:val="1A1A1A"/>
         </w:rPr>
-        <w:t xml:space="preserve">{% for bullet in item.bullets %}</w:t>
+        <w:t xml:space="preserve">{%p for bullet in item.bullets %}</w:t>
       </w:r>
     </w:p>
     <w:p>
@@ -820,7 +820,7 @@
           <w:szCs w:val="20"/>
           <w:color w:val="1A1A1A"/>
         </w:rPr>
-        <w:t xml:space="preserve">{% endfor %}</w:t>
+        <w:t xml:space="preserve">{%p endfor %}</w:t>
       </w:r>
     </w:p>
     <w:p>
@@ -834,7 +834,7 @@
           <w:szCs w:val="20"/>
           <w:color w:val="1A1A1A"/>
         </w:rPr>
-        <w:t xml:space="preserve">{% endfor %}</w:t>
+        <w:t xml:space="preserve">{%p endfor %}</w:t>
       </w:r>
     </w:p>
     <w:p>
@@ -848,7 +848,7 @@
           <w:szCs w:val="20"/>
           <w:color w:val="1A1A1A"/>
         </w:rPr>
-        <w:t xml:space="preserve">{% endif %}</w:t>
+        <w:t xml:space="preserve">{%p endif %}</w:t>
       </w:r>
     </w:p>
     <w:p>
@@ -862,7 +862,7 @@
           <w:szCs w:val="20"/>
           <w:color w:val="1A1A1A"/>
         </w:rPr>
-        <w:t xml:space="preserve">{% if certifications %}</w:t>
+        <w:t xml:space="preserve">{%p if certifications %}</w:t>
       </w:r>
     </w:p>
     <w:p>
@@ -898,7 +898,7 @@
           <w:szCs w:val="20"/>
           <w:color w:val="1A1A1A"/>
         </w:rPr>
-        <w:t xml:space="preserve">{% for item in certifications %}</w:t>
+        <w:t xml:space="preserve">{%p for item in certifications %}</w:t>
       </w:r>
     </w:p>
     <w:p>
@@ -964,7 +964,7 @@
           <w:szCs w:val="20"/>
           <w:color w:val="1A1A1A"/>
         </w:rPr>
-        <w:t xml:space="preserve">{% endfor %}</w:t>
+        <w:t xml:space="preserve">{%p endfor %}</w:t>
       </w:r>
     </w:p>
     <w:p>
@@ -978,7 +978,7 @@
           <w:szCs w:val="20"/>
           <w:color w:val="1A1A1A"/>
         </w:rPr>
-        <w:t xml:space="preserve">{% endif %}</w:t>
+        <w:t xml:space="preserve">{%p endif %}</w:t>
       </w:r>
     </w:p>
     <w:sectPr>

--- a/server/app/static/templates/professional.docx
+++ b/server/app/static/templates/professional.docx
@@ -405,33 +405,25 @@
         <w:ind w:left="140"/>
       </w:pPr>
       <w:r>
-        <w:rPr>
-          <w:rFonts w:ascii="Calibri" w:hAnsi="Calibri" w:cs="Calibri"/>
-          <w:sz w:val="20"/>
-          <w:szCs w:val="20"/>
-          <w:color w:val="1A1A1A"/>
-        </w:rPr>
-        <w:t xml:space="preserve">{% if item.context %}</w:t>
+        <w:t>{%p if item.context %}</w:t>
       </w:r>
+    </w:p>
+    <w:p>
+      <w:pPr>
+        <w:spacing w:before="0" w:after="0" w:line="240" w:lineRule="auto"/>
+        <w:ind w:left="140"/>
+      </w:pPr>
       <w:r>
-        <w:rPr>
-          <w:rFonts w:ascii="Calibri" w:hAnsi="Calibri" w:cs="Calibri"/>
-          <w:sz w:val="18"/>
-          <w:szCs w:val="18"/>
-          <w:color w:val="909090"/>
-          <w:i/>
-          <w:iCs/>
-        </w:rPr>
-        <w:t xml:space="preserve">{{ item.context }}</w:t>
+        <w:t>{{ item.context }}</w:t>
       </w:r>
+    </w:p>
+    <w:p>
+      <w:pPr>
+        <w:spacing w:before="0" w:after="0" w:line="240" w:lineRule="auto"/>
+        <w:ind w:left="140"/>
+      </w:pPr>
       <w:r>
-        <w:rPr>
-          <w:rFonts w:ascii="Calibri" w:hAnsi="Calibri" w:cs="Calibri"/>
-          <w:sz w:val="20"/>
-          <w:szCs w:val="20"/>
-          <w:color w:val="1A1A1A"/>
-        </w:rPr>
-        <w:t xml:space="preserve">{% endif %}</w:t>
+        <w:t>{%p endif %}</w:t>
       </w:r>
     </w:p>
     <w:p>

--- a/server/app/static/templates/professional.docx
+++ b/server/app/static/templates/professional.docx
@@ -414,6 +414,12 @@
         <w:ind w:left="140"/>
       </w:pPr>
       <w:r>
+        <w:rPr>
+          <w:i/>
+          <w:color w:val="5F6368"/>
+          <w:sz w:val="18"/>
+          <w:szCs w:val="18"/>
+        </w:rPr>
         <w:t>{{ item.context }}</w:t>
       </w:r>
     </w:p>

--- a/server/app/static/templates/professional.docx
+++ b/server/app/static/templates/professional.docx
@@ -170,7 +170,7 @@
     </w:tbl>
     <w:p>
       <w:pPr>
-        <w:spacing w:before="80" w:after="0" w:line="240" w:lineRule="auto"/>
+        <w:spacing w:before="240" w:after="0" w:line="240" w:lineRule="auto"/>
         <w:pBdr>
           <w:bottom w:val="single" w:sz="4" w:space="4" w:color="CCCCCC"/>
         </w:pBdr>
@@ -178,7 +178,7 @@
     </w:p>
     <w:p>
       <w:pPr>
-        <w:spacing w:before="160" w:after="50" w:line="240" w:lineRule="auto"/>
+        <w:spacing w:before="240" w:after="0" w:line="240" w:lineRule="auto"/>
         <w:pBdr>
           <w:bottom w:val="single" w:sz="4" w:space="3" w:color="CCCCCC"/>
           <w:left w:val="single" w:sz="18" w:space="8" w:color="2E4057"/>
@@ -215,7 +215,7 @@
     </w:p>
     <w:p>
       <w:pPr>
-        <w:spacing w:before="160" w:after="50" w:line="240" w:lineRule="auto"/>
+        <w:spacing w:before="240" w:after="0" w:line="240" w:lineRule="auto"/>
         <w:pBdr>
           <w:bottom w:val="single" w:sz="4" w:space="3" w:color="CCCCCC"/>
           <w:left w:val="single" w:sz="18" w:space="8" w:color="2E4057"/>
@@ -252,7 +252,7 @@
     </w:p>
     <w:p>
       <w:pPr>
-        <w:spacing w:before="40" w:after="20" w:line="240" w:lineRule="auto"/>
+        <w:spacing w:before="0" w:after="0" w:line="240" w:lineRule="auto"/>
         <w:ind w:left="140"/>
       </w:pPr>
       <w:r>
@@ -293,7 +293,7 @@
     </w:p>
     <w:p>
       <w:pPr>
-        <w:spacing w:before="160" w:after="50" w:line="240" w:lineRule="auto"/>
+        <w:spacing w:before="240" w:after="0" w:line="240" w:lineRule="auto"/>
         <w:pBdr>
           <w:bottom w:val="single" w:sz="4" w:space="3" w:color="CCCCCC"/>
           <w:left w:val="single" w:sz="18" w:space="8" w:color="2E4057"/>
@@ -329,7 +329,7 @@
     </w:p>
     <w:p>
       <w:pPr>
-        <w:spacing w:before="120" w:after="0" w:line="240" w:lineRule="auto"/>
+        <w:spacing w:before="240" w:after="0" w:line="240" w:lineRule="auto"/>
         <w:tabs>
           <w:tab w:val="right" w:pos="9360"/>
         </w:tabs>
@@ -353,7 +353,7 @@
           <w:szCs w:val="20"/>
           <w:color w:val="CCCCCC"/>
         </w:rPr>
-        <w:t xml:space="preserve">   ·   </w:t>
+        <w:t>{{ '   ·   ' if item.location else '' }}</w:t>
       </w:r>
       <w:r>
         <w:rPr>
@@ -364,7 +364,7 @@
           <w:i/>
           <w:iCs/>
         </w:rPr>
-        <w:t xml:space="preserve">{{ item.location | default('') }}</w:t>
+        <w:t>{{ item.location }}</w:t>
       </w:r>
       <w:r>
         <w:rPr>
@@ -448,7 +448,7 @@
     </w:p>
     <w:p>
       <w:pPr>
-        <w:spacing w:before="28" w:after="28" w:line="240" w:lineRule="auto"/>
+        <w:spacing w:before="240" w:after="0" w:line="240" w:lineRule="auto"/>
         <w:contextualSpacing/>
         <w:ind w:left="380" w:hanging="220"/>
       </w:pPr>
@@ -515,7 +515,7 @@
     </w:p>
     <w:p>
       <w:pPr>
-        <w:spacing w:before="160" w:after="50" w:line="240" w:lineRule="auto"/>
+        <w:spacing w:before="240" w:after="0" w:line="240" w:lineRule="auto"/>
         <w:pBdr>
           <w:bottom w:val="single" w:sz="4" w:space="3" w:color="CCCCCC"/>
           <w:left w:val="single" w:sz="18" w:space="8" w:color="2E4057"/>
@@ -551,7 +551,7 @@
     </w:p>
     <w:p>
       <w:pPr>
-        <w:spacing w:before="120" w:after="0" w:line="240" w:lineRule="auto"/>
+        <w:spacing w:before="240" w:after="0" w:line="240" w:lineRule="auto"/>
         <w:tabs>
           <w:tab w:val="right" w:pos="9360"/>
         </w:tabs>
@@ -575,7 +575,7 @@
           <w:szCs w:val="20"/>
           <w:color w:val="CCCCCC"/>
         </w:rPr>
-        <w:t xml:space="preserve">   ·   </w:t>
+        <w:t>{{ '   ·   ' if item.location else '' }}</w:t>
       </w:r>
       <w:r>
         <w:rPr>
@@ -586,7 +586,7 @@
           <w:i/>
           <w:iCs/>
         </w:rPr>
-        <w:t xml:space="preserve">{{ item.location | default('') }}</w:t>
+        <w:t>{{ item.location }}</w:t>
       </w:r>
       <w:r>
         <w:rPr>
@@ -682,7 +682,7 @@
     </w:p>
     <w:p>
       <w:pPr>
-        <w:spacing w:before="160" w:after="50" w:line="240" w:lineRule="auto"/>
+        <w:spacing w:before="240" w:after="0" w:line="240" w:lineRule="auto"/>
         <w:pBdr>
           <w:bottom w:val="single" w:sz="4" w:space="3" w:color="CCCCCC"/>
           <w:left w:val="single" w:sz="18" w:space="8" w:color="2E4057"/>
@@ -718,7 +718,7 @@
     </w:p>
     <w:p>
       <w:pPr>
-        <w:spacing w:before="120" w:after="0" w:line="240" w:lineRule="auto"/>
+        <w:spacing w:before="240" w:after="0" w:line="240" w:lineRule="auto"/>
         <w:tabs>
           <w:tab w:val="right" w:pos="9360"/>
         </w:tabs>
@@ -784,7 +784,7 @@
     </w:p>
     <w:p>
       <w:pPr>
-        <w:spacing w:before="28" w:after="28" w:line="240" w:lineRule="auto"/>
+        <w:spacing w:before="240" w:after="0" w:line="240" w:lineRule="auto"/>
         <w:contextualSpacing/>
         <w:ind w:left="380" w:hanging="220"/>
       </w:pPr>
@@ -865,7 +865,7 @@
     </w:p>
     <w:p>
       <w:pPr>
-        <w:spacing w:before="160" w:after="50" w:line="240" w:lineRule="auto"/>
+        <w:spacing w:before="240" w:after="0" w:line="240" w:lineRule="auto"/>
         <w:pBdr>
           <w:bottom w:val="single" w:sz="4" w:space="3" w:color="CCCCCC"/>
           <w:left w:val="single" w:sz="18" w:space="8" w:color="2E4057"/>
@@ -901,7 +901,7 @@
     </w:p>
     <w:p>
       <w:pPr>
-        <w:spacing w:before="80" w:after="0" w:line="240" w:lineRule="auto"/>
+        <w:spacing w:before="240" w:after="0" w:line="240" w:lineRule="auto"/>
         <w:tabs>
           <w:tab w:val="right" w:pos="9360"/>
         </w:tabs>
